--- a/templates/submittals/02_Submittal_Cover_Sheet.docx
+++ b/templates/submittals/02_Submittal_Cover_Sheet.docx
@@ -7,6 +7,7 @@
         <w:rPr>
           <w:rFonts w:ascii="Calibri" w:hAnsi="Calibri"/>
           <w:b/>
+          <w:color w:val="000000"/>
           <w:sz w:val="22"/>
         </w:rPr>
         <w:t>[Company Name]</w:t>
@@ -17,6 +18,7 @@
         <w:rPr>
           <w:rFonts w:ascii="Calibri" w:hAnsi="Calibri"/>
           <w:b w:val="0"/>
+          <w:color w:val="000000"/>
           <w:sz w:val="18"/>
         </w:rPr>
         <w:t>[Street Address]</w:t>
@@ -27,6 +29,7 @@
         <w:rPr>
           <w:rFonts w:ascii="Calibri" w:hAnsi="Calibri"/>
           <w:b w:val="0"/>
+          <w:color w:val="000000"/>
           <w:sz w:val="18"/>
         </w:rPr>
         <w:t>[City, State ZIP]</w:t>
@@ -37,6 +40,7 @@
         <w:rPr>
           <w:rFonts w:ascii="Calibri" w:hAnsi="Calibri"/>
           <w:b w:val="0"/>
+          <w:color w:val="000000"/>
           <w:sz w:val="18"/>
         </w:rPr>
         <w:t>[Phone]</w:t>
@@ -47,60 +51,85 @@
         <w:rPr>
           <w:rFonts w:ascii="Calibri" w:hAnsi="Calibri"/>
           <w:b w:val="0"/>
+          <w:color w:val="0563C1"/>
           <w:sz w:val="18"/>
+          <w:u w:val="single"/>
         </w:rPr>
         <w:t>[Website]</w:t>
       </w:r>
     </w:p>
-    <w:p>
-      <w:pPr>
-        <w:pBdr>
-          <w:bottom w:val="single" w:sz="6" w:space="1" w:color="1F3A5F"/>
-        </w:pBdr>
-      </w:pPr>
-    </w:p>
-    <w:p>
-      <w:pPr>
+    <w:p/>
+    <w:tbl>
+      <w:tblPr>
+        <w:tblW w:type="auto" w:w="0"/>
         <w:jc w:val="center"/>
-      </w:pPr>
-      <w:r>
-        <w:rPr>
-          <w:rFonts w:ascii="Calibri" w:hAnsi="Calibri"/>
-          <w:b/>
-          <w:color w:val="1F3A5F"/>
-          <w:sz w:val="32"/>
-        </w:rPr>
-        <w:t>SUBMITTAL COVER SHEET</w:t>
-      </w:r>
-    </w:p>
-    <w:p>
-      <w:pPr>
-        <w:jc w:val="center"/>
-      </w:pPr>
-      <w:r>
-        <w:rPr>
-          <w:rFonts w:ascii="Calibri" w:hAnsi="Calibri"/>
-          <w:b/>
-          <w:sz w:val="22"/>
-        </w:rPr>
-        <w:t>Division [## ## ##] - [Division Name]</w:t>
-      </w:r>
-    </w:p>
+        <w:tblLayout w:type="fixed"/>
+        <w:tblLook w:firstColumn="1" w:firstRow="1" w:lastColumn="0" w:lastRow="0" w:noHBand="0" w:noVBand="1" w:val="04A0"/>
+      </w:tblPr>
+      <w:tblGrid>
+        <w:gridCol w:w="10224"/>
+      </w:tblGrid>
+      <w:tr>
+        <w:tc>
+          <w:tcPr>
+            <w:tcW w:type="dxa" w:w="10224"/>
+            <w:shd w:val="clear" w:color="auto" w:fill="1F3864"/>
+          </w:tcPr>
+          <w:p>
+            <w:pPr>
+              <w:jc w:val="center"/>
+            </w:pPr>
+            <w:r/>
+            <w:r>
+              <w:rPr>
+                <w:rFonts w:ascii="Calibri" w:hAnsi="Calibri"/>
+                <w:b/>
+                <w:color w:val="FFFFFF"/>
+                <w:sz w:val="36"/>
+              </w:rPr>
+              <w:t>SUBMITTAL COVER SHEET</w:t>
+            </w:r>
+          </w:p>
+        </w:tc>
+      </w:tr>
+      <w:tr>
+        <w:tc>
+          <w:tcPr>
+            <w:tcW w:type="dxa" w:w="10224"/>
+            <w:shd w:val="clear" w:color="auto" w:fill="1F3864"/>
+          </w:tcPr>
+          <w:p>
+            <w:pPr>
+              <w:jc w:val="center"/>
+            </w:pPr>
+            <w:r/>
+            <w:r>
+              <w:rPr>
+                <w:rFonts w:ascii="Calibri" w:hAnsi="Calibri"/>
+                <w:b w:val="0"/>
+                <w:color w:val="FFFFFF"/>
+                <w:sz w:val="20"/>
+              </w:rPr>
+              <w:t>Division [## ## ##]  -  [Division Name]</w:t>
+            </w:r>
+          </w:p>
+        </w:tc>
+      </w:tr>
+    </w:tbl>
     <w:p/>
     <w:p>
       <w:r>
         <w:rPr>
           <w:rFonts w:ascii="Calibri" w:hAnsi="Calibri"/>
           <w:b/>
-          <w:color w:val="2E75B6"/>
-          <w:sz w:val="20"/>
+          <w:color w:val="000000"/>
+          <w:sz w:val="22"/>
         </w:rPr>
-        <w:t>Project</w:t>
+        <w:t>PROJECT</w:t>
       </w:r>
     </w:p>
     <w:tbl>
       <w:tblPr>
-        <w:tblStyle w:val="LightList-Accent1"/>
         <w:tblW w:type="auto" w:w="0"/>
         <w:tblLayout w:type="fixed"/>
         <w:tblLook w:firstColumn="1" w:firstRow="1" w:lastColumn="0" w:lastRow="0" w:noHBand="0" w:noVBand="1" w:val="04A0"/>
@@ -112,8 +141,7 @@
       <w:tr>
         <w:tc>
           <w:tcPr>
-            <w:tcW w:type="dxa" w:w="2592"/>
-            <w:shd w:val="clear" w:color="auto" w:fill="1F3A5F"/>
+            <w:tcW w:type="dxa" w:w="2304"/>
           </w:tcPr>
           <w:p>
             <w:r/>
@@ -121,8 +149,8 @@
               <w:rPr>
                 <w:rFonts w:ascii="Calibri" w:hAnsi="Calibri"/>
                 <w:b/>
-                <w:color w:val="FFFFFF"/>
-                <w:sz w:val="18"/>
+                <w:color w:val="000000"/>
+                <w:sz w:val="20"/>
               </w:rPr>
               <w:t>Project Name:</w:t>
             </w:r>
@@ -130,7 +158,10 @@
         </w:tc>
         <w:tc>
           <w:tcPr>
-            <w:tcW w:type="dxa" w:w="7488"/>
+            <w:tcW w:type="dxa" w:w="7776"/>
+            <w:tcBorders>
+              <w:bottom w:val="single" w:sz="6" w:color="A6A6A6"/>
+            </w:tcBorders>
           </w:tcPr>
           <w:p>
             <w:r/>
@@ -138,6 +169,7 @@
               <w:rPr>
                 <w:rFonts w:ascii="Calibri" w:hAnsi="Calibri"/>
                 <w:b w:val="0"/>
+                <w:color w:val="000000"/>
                 <w:sz w:val="20"/>
               </w:rPr>
               <w:t>[Project Name]</w:t>
@@ -148,8 +180,7 @@
       <w:tr>
         <w:tc>
           <w:tcPr>
-            <w:tcW w:type="dxa" w:w="2592"/>
-            <w:shd w:val="clear" w:color="auto" w:fill="1F3A5F"/>
+            <w:tcW w:type="dxa" w:w="2304"/>
           </w:tcPr>
           <w:p>
             <w:r/>
@@ -157,8 +188,8 @@
               <w:rPr>
                 <w:rFonts w:ascii="Calibri" w:hAnsi="Calibri"/>
                 <w:b/>
-                <w:color w:val="FFFFFF"/>
-                <w:sz w:val="18"/>
+                <w:color w:val="000000"/>
+                <w:sz w:val="20"/>
               </w:rPr>
               <w:t>Project / CSP Number:</w:t>
             </w:r>
@@ -166,7 +197,10 @@
         </w:tc>
         <w:tc>
           <w:tcPr>
-            <w:tcW w:type="dxa" w:w="7488"/>
+            <w:tcW w:type="dxa" w:w="7776"/>
+            <w:tcBorders>
+              <w:bottom w:val="single" w:sz="6" w:color="A6A6A6"/>
+            </w:tcBorders>
           </w:tcPr>
           <w:p>
             <w:r/>
@@ -174,6 +208,7 @@
               <w:rPr>
                 <w:rFonts w:ascii="Calibri" w:hAnsi="Calibri"/>
                 <w:b w:val="0"/>
+                <w:color w:val="000000"/>
                 <w:sz w:val="20"/>
               </w:rPr>
               <w:t>[Contract # / CSP #]</w:t>
@@ -184,8 +219,7 @@
       <w:tr>
         <w:tc>
           <w:tcPr>
-            <w:tcW w:type="dxa" w:w="2592"/>
-            <w:shd w:val="clear" w:color="auto" w:fill="1F3A5F"/>
+            <w:tcW w:type="dxa" w:w="2304"/>
           </w:tcPr>
           <w:p>
             <w:r/>
@@ -193,8 +227,8 @@
               <w:rPr>
                 <w:rFonts w:ascii="Calibri" w:hAnsi="Calibri"/>
                 <w:b/>
-                <w:color w:val="FFFFFF"/>
-                <w:sz w:val="18"/>
+                <w:color w:val="000000"/>
+                <w:sz w:val="20"/>
               </w:rPr>
               <w:t>A&amp;E Project No.:</w:t>
             </w:r>
@@ -202,7 +236,10 @@
         </w:tc>
         <w:tc>
           <w:tcPr>
-            <w:tcW w:type="dxa" w:w="7488"/>
+            <w:tcW w:type="dxa" w:w="7776"/>
+            <w:tcBorders>
+              <w:bottom w:val="single" w:sz="6" w:color="A6A6A6"/>
+            </w:tcBorders>
           </w:tcPr>
           <w:p>
             <w:r/>
@@ -210,6 +247,7 @@
               <w:rPr>
                 <w:rFonts w:ascii="Calibri" w:hAnsi="Calibri"/>
                 <w:b w:val="0"/>
+                <w:color w:val="000000"/>
                 <w:sz w:val="20"/>
               </w:rPr>
               <w:t>[Architect/Engineer Project #]</w:t>
@@ -220,8 +258,7 @@
       <w:tr>
         <w:tc>
           <w:tcPr>
-            <w:tcW w:type="dxa" w:w="2592"/>
-            <w:shd w:val="clear" w:color="auto" w:fill="1F3A5F"/>
+            <w:tcW w:type="dxa" w:w="2304"/>
           </w:tcPr>
           <w:p>
             <w:r/>
@@ -229,8 +266,8 @@
               <w:rPr>
                 <w:rFonts w:ascii="Calibri" w:hAnsi="Calibri"/>
                 <w:b/>
-                <w:color w:val="FFFFFF"/>
-                <w:sz w:val="18"/>
+                <w:color w:val="000000"/>
+                <w:sz w:val="20"/>
               </w:rPr>
               <w:t>Location:</w:t>
             </w:r>
@@ -238,7 +275,10 @@
         </w:tc>
         <w:tc>
           <w:tcPr>
-            <w:tcW w:type="dxa" w:w="7488"/>
+            <w:tcW w:type="dxa" w:w="7776"/>
+            <w:tcBorders>
+              <w:bottom w:val="single" w:sz="6" w:color="A6A6A6"/>
+            </w:tcBorders>
           </w:tcPr>
           <w:p>
             <w:r/>
@@ -246,6 +286,7 @@
               <w:rPr>
                 <w:rFonts w:ascii="Calibri" w:hAnsi="Calibri"/>
                 <w:b w:val="0"/>
+                <w:color w:val="000000"/>
                 <w:sz w:val="20"/>
               </w:rPr>
               <w:t>[Site Address]</w:t>
@@ -256,8 +297,7 @@
       <w:tr>
         <w:tc>
           <w:tcPr>
-            <w:tcW w:type="dxa" w:w="2592"/>
-            <w:shd w:val="clear" w:color="auto" w:fill="1F3A5F"/>
+            <w:tcW w:type="dxa" w:w="2304"/>
           </w:tcPr>
           <w:p>
             <w:r/>
@@ -265,8 +305,8 @@
               <w:rPr>
                 <w:rFonts w:ascii="Calibri" w:hAnsi="Calibri"/>
                 <w:b/>
-                <w:color w:val="FFFFFF"/>
-                <w:sz w:val="18"/>
+                <w:color w:val="000000"/>
+                <w:sz w:val="20"/>
               </w:rPr>
               <w:t>Date:</w:t>
             </w:r>
@@ -274,7 +314,10 @@
         </w:tc>
         <w:tc>
           <w:tcPr>
-            <w:tcW w:type="dxa" w:w="7488"/>
+            <w:tcW w:type="dxa" w:w="7776"/>
+            <w:tcBorders>
+              <w:bottom w:val="single" w:sz="6" w:color="A6A6A6"/>
+            </w:tcBorders>
           </w:tcPr>
           <w:p>
             <w:r/>
@@ -282,6 +325,7 @@
               <w:rPr>
                 <w:rFonts w:ascii="Calibri" w:hAnsi="Calibri"/>
                 <w:b w:val="0"/>
+                <w:color w:val="000000"/>
                 <w:sz w:val="20"/>
               </w:rPr>
               <w:t>[YYYY-MM-DD]</w:t>
@@ -292,8 +336,7 @@
       <w:tr>
         <w:tc>
           <w:tcPr>
-            <w:tcW w:type="dxa" w:w="2592"/>
-            <w:shd w:val="clear" w:color="auto" w:fill="1F3A5F"/>
+            <w:tcW w:type="dxa" w:w="2304"/>
           </w:tcPr>
           <w:p>
             <w:r/>
@@ -301,8 +344,8 @@
               <w:rPr>
                 <w:rFonts w:ascii="Calibri" w:hAnsi="Calibri"/>
                 <w:b/>
-                <w:color w:val="FFFFFF"/>
-                <w:sz w:val="18"/>
+                <w:color w:val="000000"/>
+                <w:sz w:val="20"/>
               </w:rPr>
               <w:t>Submittal No.:</w:t>
             </w:r>
@@ -310,7 +353,10 @@
         </w:tc>
         <w:tc>
           <w:tcPr>
-            <w:tcW w:type="dxa" w:w="7488"/>
+            <w:tcW w:type="dxa" w:w="7776"/>
+            <w:tcBorders>
+              <w:bottom w:val="single" w:sz="6" w:color="A6A6A6"/>
+            </w:tcBorders>
           </w:tcPr>
           <w:p>
             <w:r/>
@@ -318,6 +364,7 @@
               <w:rPr>
                 <w:rFonts w:ascii="Calibri" w:hAnsi="Calibri"/>
                 <w:b w:val="0"/>
+                <w:color w:val="000000"/>
                 <w:sz w:val="20"/>
               </w:rPr>
               <w:t>[Spec section - sequential, e.g. 26 00 00-01]</w:t>
@@ -328,8 +375,7 @@
       <w:tr>
         <w:tc>
           <w:tcPr>
-            <w:tcW w:type="dxa" w:w="2592"/>
-            <w:shd w:val="clear" w:color="auto" w:fill="1F3A5F"/>
+            <w:tcW w:type="dxa" w:w="2304"/>
           </w:tcPr>
           <w:p>
             <w:r/>
@@ -337,8 +383,8 @@
               <w:rPr>
                 <w:rFonts w:ascii="Calibri" w:hAnsi="Calibri"/>
                 <w:b/>
-                <w:color w:val="FFFFFF"/>
-                <w:sz w:val="18"/>
+                <w:color w:val="000000"/>
+                <w:sz w:val="20"/>
               </w:rPr>
               <w:t>Submittal Type:</w:t>
             </w:r>
@@ -346,7 +392,10 @@
         </w:tc>
         <w:tc>
           <w:tcPr>
-            <w:tcW w:type="dxa" w:w="7488"/>
+            <w:tcW w:type="dxa" w:w="7776"/>
+            <w:tcBorders>
+              <w:bottom w:val="single" w:sz="6" w:color="A6A6A6"/>
+            </w:tcBorders>
           </w:tcPr>
           <w:p>
             <w:r/>
@@ -354,6 +403,7 @@
               <w:rPr>
                 <w:rFonts w:ascii="Calibri" w:hAnsi="Calibri"/>
                 <w:b w:val="0"/>
+                <w:color w:val="000000"/>
                 <w:sz w:val="20"/>
               </w:rPr>
               <w:t>[Product Data / Shop Drawings / Samples / Engineering / Mock-up / Other]</w:t>
@@ -368,15 +418,14 @@
         <w:rPr>
           <w:rFonts w:ascii="Calibri" w:hAnsi="Calibri"/>
           <w:b/>
-          <w:color w:val="2E75B6"/>
-          <w:sz w:val="20"/>
+          <w:color w:val="000000"/>
+          <w:sz w:val="22"/>
         </w:rPr>
-        <w:t>Architect / Engineer</w:t>
+        <w:t>ENGINEER</w:t>
       </w:r>
     </w:p>
     <w:tbl>
       <w:tblPr>
-        <w:tblStyle w:val="LightList-Accent1"/>
         <w:tblW w:type="auto" w:w="0"/>
         <w:tblLayout w:type="fixed"/>
         <w:tblLook w:firstColumn="1" w:firstRow="1" w:lastColumn="0" w:lastRow="0" w:noHBand="0" w:noVBand="1" w:val="04A0"/>
@@ -388,8 +437,7 @@
       <w:tr>
         <w:tc>
           <w:tcPr>
-            <w:tcW w:type="dxa" w:w="2592"/>
-            <w:shd w:val="clear" w:color="auto" w:fill="1F3A5F"/>
+            <w:tcW w:type="dxa" w:w="2304"/>
           </w:tcPr>
           <w:p>
             <w:r/>
@@ -397,8 +445,8 @@
               <w:rPr>
                 <w:rFonts w:ascii="Calibri" w:hAnsi="Calibri"/>
                 <w:b/>
-                <w:color w:val="FFFFFF"/>
-                <w:sz w:val="18"/>
+                <w:color w:val="000000"/>
+                <w:sz w:val="20"/>
               </w:rPr>
               <w:t>Firm:</w:t>
             </w:r>
@@ -406,7 +454,10 @@
         </w:tc>
         <w:tc>
           <w:tcPr>
-            <w:tcW w:type="dxa" w:w="7488"/>
+            <w:tcW w:type="dxa" w:w="7776"/>
+            <w:tcBorders>
+              <w:bottom w:val="single" w:sz="6" w:color="A6A6A6"/>
+            </w:tcBorders>
           </w:tcPr>
           <w:p>
             <w:r/>
@@ -414,6 +465,7 @@
               <w:rPr>
                 <w:rFonts w:ascii="Calibri" w:hAnsi="Calibri"/>
                 <w:b w:val="0"/>
+                <w:color w:val="000000"/>
                 <w:sz w:val="20"/>
               </w:rPr>
               <w:t>[A/E Firm]</w:t>
@@ -424,8 +476,7 @@
       <w:tr>
         <w:tc>
           <w:tcPr>
-            <w:tcW w:type="dxa" w:w="2592"/>
-            <w:shd w:val="clear" w:color="auto" w:fill="1F3A5F"/>
+            <w:tcW w:type="dxa" w:w="2304"/>
           </w:tcPr>
           <w:p>
             <w:r/>
@@ -433,8 +484,8 @@
               <w:rPr>
                 <w:rFonts w:ascii="Calibri" w:hAnsi="Calibri"/>
                 <w:b/>
-                <w:color w:val="FFFFFF"/>
-                <w:sz w:val="18"/>
+                <w:color w:val="000000"/>
+                <w:sz w:val="20"/>
               </w:rPr>
               <w:t>Attention:</w:t>
             </w:r>
@@ -442,7 +493,10 @@
         </w:tc>
         <w:tc>
           <w:tcPr>
-            <w:tcW w:type="dxa" w:w="7488"/>
+            <w:tcW w:type="dxa" w:w="7776"/>
+            <w:tcBorders>
+              <w:bottom w:val="single" w:sz="6" w:color="A6A6A6"/>
+            </w:tcBorders>
           </w:tcPr>
           <w:p>
             <w:r/>
@@ -450,6 +504,7 @@
               <w:rPr>
                 <w:rFonts w:ascii="Calibri" w:hAnsi="Calibri"/>
                 <w:b w:val="0"/>
+                <w:color w:val="000000"/>
                 <w:sz w:val="20"/>
               </w:rPr>
               <w:t>[Reviewer Name]</w:t>
@@ -460,8 +515,7 @@
       <w:tr>
         <w:tc>
           <w:tcPr>
-            <w:tcW w:type="dxa" w:w="2592"/>
-            <w:shd w:val="clear" w:color="auto" w:fill="1F3A5F"/>
+            <w:tcW w:type="dxa" w:w="2304"/>
           </w:tcPr>
           <w:p>
             <w:r/>
@@ -469,8 +523,8 @@
               <w:rPr>
                 <w:rFonts w:ascii="Calibri" w:hAnsi="Calibri"/>
                 <w:b/>
-                <w:color w:val="FFFFFF"/>
-                <w:sz w:val="18"/>
+                <w:color w:val="000000"/>
+                <w:sz w:val="20"/>
               </w:rPr>
               <w:t>Address:</w:t>
             </w:r>
@@ -478,7 +532,10 @@
         </w:tc>
         <w:tc>
           <w:tcPr>
-            <w:tcW w:type="dxa" w:w="7488"/>
+            <w:tcW w:type="dxa" w:w="7776"/>
+            <w:tcBorders>
+              <w:bottom w:val="single" w:sz="6" w:color="A6A6A6"/>
+            </w:tcBorders>
           </w:tcPr>
           <w:p>
             <w:r/>
@@ -486,6 +543,7 @@
               <w:rPr>
                 <w:rFonts w:ascii="Calibri" w:hAnsi="Calibri"/>
                 <w:b w:val="0"/>
+                <w:color w:val="000000"/>
                 <w:sz w:val="20"/>
               </w:rPr>
               <w:t>[Street, City, State ZIP]</w:t>
@@ -500,15 +558,14 @@
         <w:rPr>
           <w:rFonts w:ascii="Calibri" w:hAnsi="Calibri"/>
           <w:b/>
-          <w:color w:val="2E75B6"/>
-          <w:sz w:val="20"/>
+          <w:color w:val="000000"/>
+          <w:sz w:val="22"/>
         </w:rPr>
-        <w:t>Prime Contractor / General Contractor</w:t>
+        <w:t>PRIME CONTRACTOR / HVAC CONTRACTOR</w:t>
       </w:r>
     </w:p>
     <w:tbl>
       <w:tblPr>
-        <w:tblStyle w:val="LightList-Accent1"/>
         <w:tblW w:type="auto" w:w="0"/>
         <w:tblLayout w:type="fixed"/>
         <w:tblLook w:firstColumn="1" w:firstRow="1" w:lastColumn="0" w:lastRow="0" w:noHBand="0" w:noVBand="1" w:val="04A0"/>
@@ -520,8 +577,7 @@
       <w:tr>
         <w:tc>
           <w:tcPr>
-            <w:tcW w:type="dxa" w:w="2592"/>
-            <w:shd w:val="clear" w:color="auto" w:fill="1F3A5F"/>
+            <w:tcW w:type="dxa" w:w="2304"/>
           </w:tcPr>
           <w:p>
             <w:r/>
@@ -529,8 +585,8 @@
               <w:rPr>
                 <w:rFonts w:ascii="Calibri" w:hAnsi="Calibri"/>
                 <w:b/>
-                <w:color w:val="FFFFFF"/>
-                <w:sz w:val="18"/>
+                <w:color w:val="000000"/>
+                <w:sz w:val="20"/>
               </w:rPr>
               <w:t>Firm:</w:t>
             </w:r>
@@ -538,7 +594,10 @@
         </w:tc>
         <w:tc>
           <w:tcPr>
-            <w:tcW w:type="dxa" w:w="7488"/>
+            <w:tcW w:type="dxa" w:w="7776"/>
+            <w:tcBorders>
+              <w:bottom w:val="single" w:sz="6" w:color="A6A6A6"/>
+            </w:tcBorders>
           </w:tcPr>
           <w:p>
             <w:r/>
@@ -546,6 +605,7 @@
               <w:rPr>
                 <w:rFonts w:ascii="Calibri" w:hAnsi="Calibri"/>
                 <w:b w:val="0"/>
+                <w:color w:val="000000"/>
                 <w:sz w:val="20"/>
               </w:rPr>
               <w:t>[Prime Contractor]</w:t>
@@ -556,8 +616,7 @@
       <w:tr>
         <w:tc>
           <w:tcPr>
-            <w:tcW w:type="dxa" w:w="2592"/>
-            <w:shd w:val="clear" w:color="auto" w:fill="1F3A5F"/>
+            <w:tcW w:type="dxa" w:w="2304"/>
           </w:tcPr>
           <w:p>
             <w:r/>
@@ -565,8 +624,8 @@
               <w:rPr>
                 <w:rFonts w:ascii="Calibri" w:hAnsi="Calibri"/>
                 <w:b/>
-                <w:color w:val="FFFFFF"/>
-                <w:sz w:val="18"/>
+                <w:color w:val="000000"/>
+                <w:sz w:val="20"/>
               </w:rPr>
               <w:t>Contact:</w:t>
             </w:r>
@@ -574,7 +633,10 @@
         </w:tc>
         <w:tc>
           <w:tcPr>
-            <w:tcW w:type="dxa" w:w="7488"/>
+            <w:tcW w:type="dxa" w:w="7776"/>
+            <w:tcBorders>
+              <w:bottom w:val="single" w:sz="6" w:color="A6A6A6"/>
+            </w:tcBorders>
           </w:tcPr>
           <w:p>
             <w:r/>
@@ -582,6 +644,7 @@
               <w:rPr>
                 <w:rFonts w:ascii="Calibri" w:hAnsi="Calibri"/>
                 <w:b w:val="0"/>
+                <w:color w:val="000000"/>
                 <w:sz w:val="20"/>
               </w:rPr>
               <w:t>[Name, Title]</w:t>
@@ -592,8 +655,7 @@
       <w:tr>
         <w:tc>
           <w:tcPr>
-            <w:tcW w:type="dxa" w:w="2592"/>
-            <w:shd w:val="clear" w:color="auto" w:fill="1F3A5F"/>
+            <w:tcW w:type="dxa" w:w="2304"/>
           </w:tcPr>
           <w:p>
             <w:r/>
@@ -601,8 +663,8 @@
               <w:rPr>
                 <w:rFonts w:ascii="Calibri" w:hAnsi="Calibri"/>
                 <w:b/>
-                <w:color w:val="FFFFFF"/>
-                <w:sz w:val="18"/>
+                <w:color w:val="000000"/>
+                <w:sz w:val="20"/>
               </w:rPr>
               <w:t>Address:</w:t>
             </w:r>
@@ -610,7 +672,10 @@
         </w:tc>
         <w:tc>
           <w:tcPr>
-            <w:tcW w:type="dxa" w:w="7488"/>
+            <w:tcW w:type="dxa" w:w="7776"/>
+            <w:tcBorders>
+              <w:bottom w:val="single" w:sz="6" w:color="A6A6A6"/>
+            </w:tcBorders>
           </w:tcPr>
           <w:p>
             <w:r/>
@@ -618,6 +683,7 @@
               <w:rPr>
                 <w:rFonts w:ascii="Calibri" w:hAnsi="Calibri"/>
                 <w:b w:val="0"/>
+                <w:color w:val="000000"/>
                 <w:sz w:val="20"/>
               </w:rPr>
               <w:t>[Street, City, State ZIP]</w:t>
@@ -628,8 +694,7 @@
       <w:tr>
         <w:tc>
           <w:tcPr>
-            <w:tcW w:type="dxa" w:w="2592"/>
-            <w:shd w:val="clear" w:color="auto" w:fill="1F3A5F"/>
+            <w:tcW w:type="dxa" w:w="2304"/>
           </w:tcPr>
           <w:p>
             <w:r/>
@@ -637,8 +702,8 @@
               <w:rPr>
                 <w:rFonts w:ascii="Calibri" w:hAnsi="Calibri"/>
                 <w:b/>
-                <w:color w:val="FFFFFF"/>
-                <w:sz w:val="18"/>
+                <w:color w:val="000000"/>
+                <w:sz w:val="20"/>
               </w:rPr>
               <w:t>Phone:</w:t>
             </w:r>
@@ -646,7 +711,10 @@
         </w:tc>
         <w:tc>
           <w:tcPr>
-            <w:tcW w:type="dxa" w:w="7488"/>
+            <w:tcW w:type="dxa" w:w="7776"/>
+            <w:tcBorders>
+              <w:bottom w:val="single" w:sz="6" w:color="A6A6A6"/>
+            </w:tcBorders>
           </w:tcPr>
           <w:p>
             <w:r/>
@@ -654,6 +722,7 @@
               <w:rPr>
                 <w:rFonts w:ascii="Calibri" w:hAnsi="Calibri"/>
                 <w:b w:val="0"/>
+                <w:color w:val="000000"/>
                 <w:sz w:val="20"/>
               </w:rPr>
               <w:t>[Phone]</w:t>
@@ -668,15 +737,14 @@
         <w:rPr>
           <w:rFonts w:ascii="Calibri" w:hAnsi="Calibri"/>
           <w:b/>
-          <w:color w:val="2E75B6"/>
-          <w:sz w:val="20"/>
+          <w:color w:val="000000"/>
+          <w:sz w:val="22"/>
         </w:rPr>
-        <w:t>Subcontractor / Equipment Supplier</w:t>
+        <w:t>SUBCONTRACTOR / EQUIPMENT SUPPLIER</w:t>
       </w:r>
     </w:p>
     <w:tbl>
       <w:tblPr>
-        <w:tblStyle w:val="LightList-Accent1"/>
         <w:tblW w:type="auto" w:w="0"/>
         <w:tblLayout w:type="fixed"/>
         <w:tblLook w:firstColumn="1" w:firstRow="1" w:lastColumn="0" w:lastRow="0" w:noHBand="0" w:noVBand="1" w:val="04A0"/>
@@ -688,8 +756,7 @@
       <w:tr>
         <w:tc>
           <w:tcPr>
-            <w:tcW w:type="dxa" w:w="2592"/>
-            <w:shd w:val="clear" w:color="auto" w:fill="1F3A5F"/>
+            <w:tcW w:type="dxa" w:w="2304"/>
           </w:tcPr>
           <w:p>
             <w:r/>
@@ -697,8 +764,8 @@
               <w:rPr>
                 <w:rFonts w:ascii="Calibri" w:hAnsi="Calibri"/>
                 <w:b/>
-                <w:color w:val="FFFFFF"/>
-                <w:sz w:val="18"/>
+                <w:color w:val="000000"/>
+                <w:sz w:val="20"/>
               </w:rPr>
               <w:t>Firm:</w:t>
             </w:r>
@@ -706,7 +773,10 @@
         </w:tc>
         <w:tc>
           <w:tcPr>
-            <w:tcW w:type="dxa" w:w="7488"/>
+            <w:tcW w:type="dxa" w:w="7776"/>
+            <w:tcBorders>
+              <w:bottom w:val="single" w:sz="6" w:color="A6A6A6"/>
+            </w:tcBorders>
           </w:tcPr>
           <w:p>
             <w:r/>
@@ -714,6 +784,7 @@
               <w:rPr>
                 <w:rFonts w:ascii="Calibri" w:hAnsi="Calibri"/>
                 <w:b w:val="0"/>
+                <w:color w:val="000000"/>
                 <w:sz w:val="20"/>
               </w:rPr>
               <w:t>[Sub or Supplier]</w:t>
@@ -724,8 +795,7 @@
       <w:tr>
         <w:tc>
           <w:tcPr>
-            <w:tcW w:type="dxa" w:w="2592"/>
-            <w:shd w:val="clear" w:color="auto" w:fill="1F3A5F"/>
+            <w:tcW w:type="dxa" w:w="2304"/>
           </w:tcPr>
           <w:p>
             <w:r/>
@@ -733,8 +803,8 @@
               <w:rPr>
                 <w:rFonts w:ascii="Calibri" w:hAnsi="Calibri"/>
                 <w:b/>
-                <w:color w:val="FFFFFF"/>
-                <w:sz w:val="18"/>
+                <w:color w:val="000000"/>
+                <w:sz w:val="20"/>
               </w:rPr>
               <w:t>Contact:</w:t>
             </w:r>
@@ -742,7 +812,10 @@
         </w:tc>
         <w:tc>
           <w:tcPr>
-            <w:tcW w:type="dxa" w:w="7488"/>
+            <w:tcW w:type="dxa" w:w="7776"/>
+            <w:tcBorders>
+              <w:bottom w:val="single" w:sz="6" w:color="A6A6A6"/>
+            </w:tcBorders>
           </w:tcPr>
           <w:p>
             <w:r/>
@@ -750,6 +823,7 @@
               <w:rPr>
                 <w:rFonts w:ascii="Calibri" w:hAnsi="Calibri"/>
                 <w:b w:val="0"/>
+                <w:color w:val="000000"/>
                 <w:sz w:val="20"/>
               </w:rPr>
               <w:t>[Name]</w:t>
@@ -760,8 +834,7 @@
       <w:tr>
         <w:tc>
           <w:tcPr>
-            <w:tcW w:type="dxa" w:w="2592"/>
-            <w:shd w:val="clear" w:color="auto" w:fill="1F3A5F"/>
+            <w:tcW w:type="dxa" w:w="2304"/>
           </w:tcPr>
           <w:p>
             <w:r/>
@@ -769,8 +842,8 @@
               <w:rPr>
                 <w:rFonts w:ascii="Calibri" w:hAnsi="Calibri"/>
                 <w:b/>
-                <w:color w:val="FFFFFF"/>
-                <w:sz w:val="18"/>
+                <w:color w:val="000000"/>
+                <w:sz w:val="20"/>
               </w:rPr>
               <w:t>Email:</w:t>
             </w:r>
@@ -778,7 +851,10 @@
         </w:tc>
         <w:tc>
           <w:tcPr>
-            <w:tcW w:type="dxa" w:w="7488"/>
+            <w:tcW w:type="dxa" w:w="7776"/>
+            <w:tcBorders>
+              <w:bottom w:val="single" w:sz="6" w:color="A6A6A6"/>
+            </w:tcBorders>
           </w:tcPr>
           <w:p>
             <w:r/>
@@ -786,6 +862,7 @@
               <w:rPr>
                 <w:rFonts w:ascii="Calibri" w:hAnsi="Calibri"/>
                 <w:b w:val="0"/>
+                <w:color w:val="000000"/>
                 <w:sz w:val="20"/>
               </w:rPr>
               <w:t>[Email]</w:t>
@@ -796,8 +873,7 @@
       <w:tr>
         <w:tc>
           <w:tcPr>
-            <w:tcW w:type="dxa" w:w="2592"/>
-            <w:shd w:val="clear" w:color="auto" w:fill="1F3A5F"/>
+            <w:tcW w:type="dxa" w:w="2304"/>
           </w:tcPr>
           <w:p>
             <w:r/>
@@ -805,8 +881,8 @@
               <w:rPr>
                 <w:rFonts w:ascii="Calibri" w:hAnsi="Calibri"/>
                 <w:b/>
-                <w:color w:val="FFFFFF"/>
-                <w:sz w:val="18"/>
+                <w:color w:val="000000"/>
+                <w:sz w:val="20"/>
               </w:rPr>
               <w:t>PO Number:</w:t>
             </w:r>
@@ -814,7 +890,10 @@
         </w:tc>
         <w:tc>
           <w:tcPr>
-            <w:tcW w:type="dxa" w:w="7488"/>
+            <w:tcW w:type="dxa" w:w="7776"/>
+            <w:tcBorders>
+              <w:bottom w:val="single" w:sz="6" w:color="A6A6A6"/>
+            </w:tcBorders>
           </w:tcPr>
           <w:p>
             <w:r/>
@@ -822,6 +901,7 @@
               <w:rPr>
                 <w:rFonts w:ascii="Calibri" w:hAnsi="Calibri"/>
                 <w:b w:val="0"/>
+                <w:color w:val="000000"/>
                 <w:sz w:val="20"/>
               </w:rPr>
               <w:t>[PO #]</w:t>
@@ -836,178 +916,38 @@
         <w:rPr>
           <w:rFonts w:ascii="Calibri" w:hAnsi="Calibri"/>
           <w:b/>
-          <w:color w:val="2E75B6"/>
-          <w:sz w:val="20"/>
+          <w:color w:val="000000"/>
+          <w:sz w:val="22"/>
         </w:rPr>
-        <w:t>Contractor Action Stamp</w:t>
+        <w:t>CONTRACTOR ACTION</w:t>
       </w:r>
     </w:p>
-    <w:tbl>
-      <w:tblPr>
-        <w:tblStyle w:val="LightGrid-Accent1"/>
-        <w:tblW w:type="auto" w:w="0"/>
-        <w:jc w:val="left"/>
-        <w:tblLayout w:type="fixed"/>
-        <w:tblLook w:firstColumn="1" w:firstRow="1" w:lastColumn="0" w:lastRow="0" w:noHBand="0" w:noVBand="1" w:val="04A0"/>
-      </w:tblPr>
-      <w:tblGrid>
-        <w:gridCol w:w="2556"/>
-        <w:gridCol w:w="2556"/>
-        <w:gridCol w:w="2556"/>
-        <w:gridCol w:w="2556"/>
-      </w:tblGrid>
-      <w:tr>
-        <w:tc>
-          <w:tcPr>
-            <w:tcW w:type="dxa" w:w="2520"/>
-            <w:shd w:val="clear" w:color="auto" w:fill="1F3A5F"/>
-          </w:tcPr>
-          <w:p>
-            <w:r/>
-            <w:r>
-              <w:rPr>
-                <w:rFonts w:ascii="Calibri" w:hAnsi="Calibri"/>
-                <w:b/>
-                <w:color w:val="FFFFFF"/>
-                <w:sz w:val="18"/>
-              </w:rPr>
-              <w:t>[ ] APPROVED</w:t>
-            </w:r>
-          </w:p>
-        </w:tc>
-        <w:tc>
-          <w:tcPr>
-            <w:tcW w:type="dxa" w:w="2520"/>
-            <w:shd w:val="clear" w:color="auto" w:fill="1F3A5F"/>
-          </w:tcPr>
-          <w:p>
-            <w:r/>
-            <w:r>
-              <w:rPr>
-                <w:rFonts w:ascii="Calibri" w:hAnsi="Calibri"/>
-                <w:b/>
-                <w:color w:val="FFFFFF"/>
-                <w:sz w:val="18"/>
-              </w:rPr>
-              <w:t>[ ] APPROVED AS NOTED</w:t>
-            </w:r>
-          </w:p>
-        </w:tc>
-        <w:tc>
-          <w:tcPr>
-            <w:tcW w:type="dxa" w:w="2520"/>
-            <w:shd w:val="clear" w:color="auto" w:fill="1F3A5F"/>
-          </w:tcPr>
-          <w:p>
-            <w:r/>
-            <w:r>
-              <w:rPr>
-                <w:rFonts w:ascii="Calibri" w:hAnsi="Calibri"/>
-                <w:b/>
-                <w:color w:val="FFFFFF"/>
-                <w:sz w:val="18"/>
-              </w:rPr>
-              <w:t>[ ] REVISE &amp; RESUBMIT</w:t>
-            </w:r>
-          </w:p>
-        </w:tc>
-        <w:tc>
-          <w:tcPr>
-            <w:tcW w:type="dxa" w:w="2520"/>
-            <w:shd w:val="clear" w:color="auto" w:fill="1F3A5F"/>
-          </w:tcPr>
-          <w:p>
-            <w:r/>
-            <w:r>
-              <w:rPr>
-                <w:rFonts w:ascii="Calibri" w:hAnsi="Calibri"/>
-                <w:b/>
-                <w:color w:val="FFFFFF"/>
-                <w:sz w:val="18"/>
-              </w:rPr>
-              <w:t>[ ] REJECTED</w:t>
-            </w:r>
-          </w:p>
-        </w:tc>
-      </w:tr>
-      <w:tr>
-        <w:tc>
-          <w:tcPr>
-            <w:tcW w:type="dxa" w:w="2520"/>
-          </w:tcPr>
-          <w:p>
-            <w:r/>
-            <w:r>
-              <w:rPr>
-                <w:rFonts w:ascii="Calibri" w:hAnsi="Calibri"/>
-                <w:b w:val="0"/>
-                <w:sz w:val="18"/>
-              </w:rPr>
-            </w:r>
-          </w:p>
-        </w:tc>
-        <w:tc>
-          <w:tcPr>
-            <w:tcW w:type="dxa" w:w="2520"/>
-          </w:tcPr>
-          <w:p>
-            <w:r/>
-            <w:r>
-              <w:rPr>
-                <w:rFonts w:ascii="Calibri" w:hAnsi="Calibri"/>
-                <w:b w:val="0"/>
-                <w:sz w:val="18"/>
-              </w:rPr>
-            </w:r>
-          </w:p>
-        </w:tc>
-        <w:tc>
-          <w:tcPr>
-            <w:tcW w:type="dxa" w:w="2520"/>
-          </w:tcPr>
-          <w:p>
-            <w:r/>
-            <w:r>
-              <w:rPr>
-                <w:rFonts w:ascii="Calibri" w:hAnsi="Calibri"/>
-                <w:b w:val="0"/>
-                <w:sz w:val="18"/>
-              </w:rPr>
-            </w:r>
-          </w:p>
-        </w:tc>
-        <w:tc>
-          <w:tcPr>
-            <w:tcW w:type="dxa" w:w="2520"/>
-          </w:tcPr>
-          <w:p>
-            <w:r/>
-            <w:r>
-              <w:rPr>
-                <w:rFonts w:ascii="Calibri" w:hAnsi="Calibri"/>
-                <w:b w:val="0"/>
-                <w:sz w:val="18"/>
-              </w:rPr>
-            </w:r>
-          </w:p>
-        </w:tc>
-      </w:tr>
-    </w:tbl>
+    <w:p>
+      <w:r>
+        <w:rPr>
+          <w:rFonts w:ascii="Calibri" w:hAnsi="Calibri"/>
+          <w:b/>
+          <w:color w:val="000000"/>
+          <w:sz w:val="22"/>
+        </w:rPr>
+        <w:t>APPROVED          APPROVED AS NOTED          REJECTED</w:t>
+      </w:r>
+    </w:p>
     <w:p/>
     <w:p>
       <w:r>
         <w:rPr>
           <w:rFonts w:ascii="Calibri" w:hAnsi="Calibri"/>
           <w:b w:val="0"/>
+          <w:color w:val="000000"/>
           <w:sz w:val="20"/>
         </w:rPr>
-        <w:t>Contractor has reviewed submittal data against specifications. Forwarded to Architect/Engineer for review and comment.</w:t>
+        <w:t>Contractor has reviewed submittal data against specifications. Forwarded to Engineer for review and comment.</w:t>
       </w:r>
     </w:p>
     <w:p/>
     <w:tbl>
       <w:tblPr>
-        <w:tblStyle w:val="LightList-Accent1"/>
         <w:tblW w:type="auto" w:w="0"/>
         <w:tblLayout w:type="fixed"/>
         <w:tblLook w:firstColumn="1" w:firstRow="1" w:lastColumn="0" w:lastRow="0" w:noHBand="0" w:noVBand="1" w:val="04A0"/>
@@ -1019,8 +959,7 @@
       <w:tr>
         <w:tc>
           <w:tcPr>
-            <w:tcW w:type="dxa" w:w="2592"/>
-            <w:shd w:val="clear" w:color="auto" w:fill="1F3A5F"/>
+            <w:tcW w:type="dxa" w:w="2304"/>
           </w:tcPr>
           <w:p>
             <w:r/>
@@ -1028,8 +967,8 @@
               <w:rPr>
                 <w:rFonts w:ascii="Calibri" w:hAnsi="Calibri"/>
                 <w:b/>
-                <w:color w:val="FFFFFF"/>
-                <w:sz w:val="18"/>
+                <w:color w:val="000000"/>
+                <w:sz w:val="20"/>
               </w:rPr>
               <w:t>Contractor Signature:</w:t>
             </w:r>
@@ -1037,7 +976,10 @@
         </w:tc>
         <w:tc>
           <w:tcPr>
-            <w:tcW w:type="dxa" w:w="7488"/>
+            <w:tcW w:type="dxa" w:w="7776"/>
+            <w:tcBorders>
+              <w:bottom w:val="single" w:sz="6" w:color="A6A6A6"/>
+            </w:tcBorders>
           </w:tcPr>
           <w:p>
             <w:r/>
@@ -1045,6 +987,7 @@
               <w:rPr>
                 <w:rFonts w:ascii="Calibri" w:hAnsi="Calibri"/>
                 <w:b w:val="0"/>
+                <w:color w:val="000000"/>
                 <w:sz w:val="20"/>
               </w:rPr>
               <w:t>[Name, Title]</w:t>
@@ -1055,8 +998,7 @@
       <w:tr>
         <w:tc>
           <w:tcPr>
-            <w:tcW w:type="dxa" w:w="2592"/>
-            <w:shd w:val="clear" w:color="auto" w:fill="1F3A5F"/>
+            <w:tcW w:type="dxa" w:w="2304"/>
           </w:tcPr>
           <w:p>
             <w:r/>
@@ -1064,8 +1006,8 @@
               <w:rPr>
                 <w:rFonts w:ascii="Calibri" w:hAnsi="Calibri"/>
                 <w:b/>
-                <w:color w:val="FFFFFF"/>
-                <w:sz w:val="18"/>
+                <w:color w:val="000000"/>
+                <w:sz w:val="20"/>
               </w:rPr>
               <w:t>Date:</w:t>
             </w:r>
@@ -1073,7 +1015,10 @@
         </w:tc>
         <w:tc>
           <w:tcPr>
-            <w:tcW w:type="dxa" w:w="7488"/>
+            <w:tcW w:type="dxa" w:w="7776"/>
+            <w:tcBorders>
+              <w:bottom w:val="single" w:sz="6" w:color="A6A6A6"/>
+            </w:tcBorders>
           </w:tcPr>
           <w:p>
             <w:r/>
@@ -1081,6 +1026,7 @@
               <w:rPr>
                 <w:rFonts w:ascii="Calibri" w:hAnsi="Calibri"/>
                 <w:b w:val="0"/>
+                <w:color w:val="000000"/>
                 <w:sz w:val="20"/>
               </w:rPr>
               <w:t>[YYYY-MM-DD]</w:t>
@@ -1089,290 +1035,9 @@
         </w:tc>
       </w:tr>
     </w:tbl>
-    <w:p/>
-    <w:p>
-      <w:r>
-        <w:rPr>
-          <w:rFonts w:ascii="Calibri" w:hAnsi="Calibri"/>
-          <w:b/>
-          <w:color w:val="2E75B6"/>
-          <w:sz w:val="20"/>
-        </w:rPr>
-        <w:t>A/E Review Stamp (For A/E Use)</w:t>
-      </w:r>
-    </w:p>
-    <w:tbl>
-      <w:tblPr>
-        <w:tblStyle w:val="LightGrid-Accent1"/>
-        <w:tblW w:type="auto" w:w="0"/>
-        <w:jc w:val="left"/>
-        <w:tblLayout w:type="fixed"/>
-        <w:tblLook w:firstColumn="1" w:firstRow="1" w:lastColumn="0" w:lastRow="0" w:noHBand="0" w:noVBand="1" w:val="04A0"/>
-      </w:tblPr>
-      <w:tblGrid>
-        <w:gridCol w:w="2556"/>
-        <w:gridCol w:w="2556"/>
-        <w:gridCol w:w="2556"/>
-        <w:gridCol w:w="2556"/>
-      </w:tblGrid>
-      <w:tr>
-        <w:tc>
-          <w:tcPr>
-            <w:tcW w:type="dxa" w:w="2520"/>
-            <w:shd w:val="clear" w:color="auto" w:fill="1F3A5F"/>
-          </w:tcPr>
-          <w:p>
-            <w:r/>
-            <w:r>
-              <w:rPr>
-                <w:rFonts w:ascii="Calibri" w:hAnsi="Calibri"/>
-                <w:b/>
-                <w:color w:val="FFFFFF"/>
-                <w:sz w:val="18"/>
-              </w:rPr>
-              <w:t>[ ] NO EXCEPTIONS TAKEN</w:t>
-            </w:r>
-          </w:p>
-        </w:tc>
-        <w:tc>
-          <w:tcPr>
-            <w:tcW w:type="dxa" w:w="2520"/>
-            <w:shd w:val="clear" w:color="auto" w:fill="1F3A5F"/>
-          </w:tcPr>
-          <w:p>
-            <w:r/>
-            <w:r>
-              <w:rPr>
-                <w:rFonts w:ascii="Calibri" w:hAnsi="Calibri"/>
-                <w:b/>
-                <w:color w:val="FFFFFF"/>
-                <w:sz w:val="18"/>
-              </w:rPr>
-              <w:t>[ ] MAKE CORRECTIONS NOTED</w:t>
-            </w:r>
-          </w:p>
-        </w:tc>
-        <w:tc>
-          <w:tcPr>
-            <w:tcW w:type="dxa" w:w="2520"/>
-            <w:shd w:val="clear" w:color="auto" w:fill="1F3A5F"/>
-          </w:tcPr>
-          <w:p>
-            <w:r/>
-            <w:r>
-              <w:rPr>
-                <w:rFonts w:ascii="Calibri" w:hAnsi="Calibri"/>
-                <w:b/>
-                <w:color w:val="FFFFFF"/>
-                <w:sz w:val="18"/>
-              </w:rPr>
-              <w:t>[ ] REVISE &amp; RESUBMIT</w:t>
-            </w:r>
-          </w:p>
-        </w:tc>
-        <w:tc>
-          <w:tcPr>
-            <w:tcW w:type="dxa" w:w="2520"/>
-            <w:shd w:val="clear" w:color="auto" w:fill="1F3A5F"/>
-          </w:tcPr>
-          <w:p>
-            <w:r/>
-            <w:r>
-              <w:rPr>
-                <w:rFonts w:ascii="Calibri" w:hAnsi="Calibri"/>
-                <w:b/>
-                <w:color w:val="FFFFFF"/>
-                <w:sz w:val="18"/>
-              </w:rPr>
-              <w:t>[ ] REJECTED</w:t>
-            </w:r>
-          </w:p>
-        </w:tc>
-      </w:tr>
-      <w:tr>
-        <w:tc>
-          <w:tcPr>
-            <w:tcW w:type="dxa" w:w="2520"/>
-          </w:tcPr>
-          <w:p>
-            <w:r/>
-            <w:r>
-              <w:rPr>
-                <w:rFonts w:ascii="Calibri" w:hAnsi="Calibri"/>
-                <w:b w:val="0"/>
-                <w:sz w:val="18"/>
-              </w:rPr>
-            </w:r>
-          </w:p>
-        </w:tc>
-        <w:tc>
-          <w:tcPr>
-            <w:tcW w:type="dxa" w:w="2520"/>
-          </w:tcPr>
-          <w:p>
-            <w:r/>
-            <w:r>
-              <w:rPr>
-                <w:rFonts w:ascii="Calibri" w:hAnsi="Calibri"/>
-                <w:b w:val="0"/>
-                <w:sz w:val="18"/>
-              </w:rPr>
-            </w:r>
-          </w:p>
-        </w:tc>
-        <w:tc>
-          <w:tcPr>
-            <w:tcW w:type="dxa" w:w="2520"/>
-          </w:tcPr>
-          <w:p>
-            <w:r/>
-            <w:r>
-              <w:rPr>
-                <w:rFonts w:ascii="Calibri" w:hAnsi="Calibri"/>
-                <w:b w:val="0"/>
-                <w:sz w:val="18"/>
-              </w:rPr>
-            </w:r>
-          </w:p>
-        </w:tc>
-        <w:tc>
-          <w:tcPr>
-            <w:tcW w:type="dxa" w:w="2520"/>
-          </w:tcPr>
-          <w:p>
-            <w:r/>
-            <w:r>
-              <w:rPr>
-                <w:rFonts w:ascii="Calibri" w:hAnsi="Calibri"/>
-                <w:b w:val="0"/>
-                <w:sz w:val="18"/>
-              </w:rPr>
-            </w:r>
-          </w:p>
-        </w:tc>
-      </w:tr>
-    </w:tbl>
-    <w:p/>
-    <w:tbl>
-      <w:tblPr>
-        <w:tblStyle w:val="LightList-Accent1"/>
-        <w:tblW w:type="auto" w:w="0"/>
-        <w:tblLayout w:type="fixed"/>
-        <w:tblLook w:firstColumn="1" w:firstRow="1" w:lastColumn="0" w:lastRow="0" w:noHBand="0" w:noVBand="1" w:val="04A0"/>
-      </w:tblPr>
-      <w:tblGrid>
-        <w:gridCol w:w="5112"/>
-        <w:gridCol w:w="5112"/>
-      </w:tblGrid>
-      <w:tr>
-        <w:tc>
-          <w:tcPr>
-            <w:tcW w:type="dxa" w:w="2592"/>
-            <w:shd w:val="clear" w:color="auto" w:fill="1F3A5F"/>
-          </w:tcPr>
-          <w:p>
-            <w:r/>
-            <w:r>
-              <w:rPr>
-                <w:rFonts w:ascii="Calibri" w:hAnsi="Calibri"/>
-                <w:b/>
-                <w:color w:val="FFFFFF"/>
-                <w:sz w:val="18"/>
-              </w:rPr>
-              <w:t>Reviewed By:</w:t>
-            </w:r>
-          </w:p>
-        </w:tc>
-        <w:tc>
-          <w:tcPr>
-            <w:tcW w:type="dxa" w:w="7488"/>
-          </w:tcPr>
-          <w:p>
-            <w:r/>
-            <w:r>
-              <w:rPr>
-                <w:rFonts w:ascii="Calibri" w:hAnsi="Calibri"/>
-                <w:b w:val="0"/>
-                <w:sz w:val="20"/>
-              </w:rPr>
-            </w:r>
-          </w:p>
-        </w:tc>
-      </w:tr>
-      <w:tr>
-        <w:tc>
-          <w:tcPr>
-            <w:tcW w:type="dxa" w:w="2592"/>
-            <w:shd w:val="clear" w:color="auto" w:fill="1F3A5F"/>
-          </w:tcPr>
-          <w:p>
-            <w:r/>
-            <w:r>
-              <w:rPr>
-                <w:rFonts w:ascii="Calibri" w:hAnsi="Calibri"/>
-                <w:b/>
-                <w:color w:val="FFFFFF"/>
-                <w:sz w:val="18"/>
-              </w:rPr>
-              <w:t>Date:</w:t>
-            </w:r>
-          </w:p>
-        </w:tc>
-        <w:tc>
-          <w:tcPr>
-            <w:tcW w:type="dxa" w:w="7488"/>
-          </w:tcPr>
-          <w:p>
-            <w:r/>
-            <w:r>
-              <w:rPr>
-                <w:rFonts w:ascii="Calibri" w:hAnsi="Calibri"/>
-                <w:b w:val="0"/>
-                <w:sz w:val="20"/>
-              </w:rPr>
-            </w:r>
-          </w:p>
-        </w:tc>
-      </w:tr>
-      <w:tr>
-        <w:tc>
-          <w:tcPr>
-            <w:tcW w:type="dxa" w:w="2592"/>
-            <w:shd w:val="clear" w:color="auto" w:fill="1F3A5F"/>
-          </w:tcPr>
-          <w:p>
-            <w:r/>
-            <w:r>
-              <w:rPr>
-                <w:rFonts w:ascii="Calibri" w:hAnsi="Calibri"/>
-                <w:b/>
-                <w:color w:val="FFFFFF"/>
-                <w:sz w:val="18"/>
-              </w:rPr>
-              <w:t>Comments:</w:t>
-            </w:r>
-          </w:p>
-        </w:tc>
-        <w:tc>
-          <w:tcPr>
-            <w:tcW w:type="dxa" w:w="7488"/>
-          </w:tcPr>
-          <w:p>
-            <w:r/>
-            <w:r>
-              <w:rPr>
-                <w:rFonts w:ascii="Calibri" w:hAnsi="Calibri"/>
-                <w:b w:val="0"/>
-                <w:sz w:val="20"/>
-              </w:rPr>
-            </w:r>
-          </w:p>
-        </w:tc>
-      </w:tr>
-    </w:tbl>
     <w:sectPr>
       <w:pgSz w:w="12240" w:h="15840"/>
-      <w:pgMar w:top="1008" w:right="1008" w:bottom="1008" w:left="1008" w:header="720" w:footer="720" w:gutter="0"/>
+      <w:pgMar w:top="864" w:right="1008" w:bottom="864" w:left="1008" w:header="720" w:footer="720" w:gutter="0"/>
       <w:cols w:space="720"/>
       <w:docGrid w:linePitch="360"/>
     </w:sectPr>

--- a/templates/submittals/02_Submittal_Cover_Sheet.docx
+++ b/templates/submittals/02_Submittal_Cover_Sheet.docx
@@ -7,8 +7,10 @@
         <w:rPr>
           <w:rFonts w:ascii="Calibri" w:hAnsi="Calibri"/>
           <w:b/>
+          <w:i w:val="0"/>
           <w:color w:val="000000"/>
           <w:sz w:val="22"/>
+          <w:u w:val="none"/>
         </w:rPr>
         <w:t>[Company Name]</w:t>
       </w:r>
@@ -18,8 +20,10 @@
         <w:rPr>
           <w:rFonts w:ascii="Calibri" w:hAnsi="Calibri"/>
           <w:b w:val="0"/>
+          <w:i w:val="0"/>
           <w:color w:val="000000"/>
           <w:sz w:val="18"/>
+          <w:u w:val="none"/>
         </w:rPr>
         <w:t>[Street Address]</w:t>
       </w:r>
@@ -29,8 +33,10 @@
         <w:rPr>
           <w:rFonts w:ascii="Calibri" w:hAnsi="Calibri"/>
           <w:b w:val="0"/>
+          <w:i w:val="0"/>
           <w:color w:val="000000"/>
           <w:sz w:val="18"/>
+          <w:u w:val="none"/>
         </w:rPr>
         <w:t>[City, State ZIP]</w:t>
       </w:r>
@@ -40,8 +46,10 @@
         <w:rPr>
           <w:rFonts w:ascii="Calibri" w:hAnsi="Calibri"/>
           <w:b w:val="0"/>
+          <w:i w:val="0"/>
           <w:color w:val="000000"/>
           <w:sz w:val="18"/>
+          <w:u w:val="none"/>
         </w:rPr>
         <w:t>[Phone]</w:t>
       </w:r>
@@ -51,6 +59,7 @@
         <w:rPr>
           <w:rFonts w:ascii="Calibri" w:hAnsi="Calibri"/>
           <w:b w:val="0"/>
+          <w:i w:val="0"/>
           <w:color w:val="0563C1"/>
           <w:sz w:val="18"/>
           <w:u w:val="single"/>
@@ -59,71 +68,60 @@
       </w:r>
     </w:p>
     <w:p/>
-    <w:tbl>
-      <w:tblPr>
-        <w:tblW w:type="auto" w:w="0"/>
+    <w:p>
+      <w:pPr>
         <w:jc w:val="center"/>
-        <w:tblLayout w:type="fixed"/>
-        <w:tblLook w:firstColumn="1" w:firstRow="1" w:lastColumn="0" w:lastRow="0" w:noHBand="0" w:noVBand="1" w:val="04A0"/>
-      </w:tblPr>
-      <w:tblGrid>
-        <w:gridCol w:w="10224"/>
-      </w:tblGrid>
-      <w:tr>
-        <w:tc>
-          <w:tcPr>
-            <w:tcW w:type="dxa" w:w="10224"/>
-            <w:shd w:val="clear" w:color="auto" w:fill="1F3864"/>
-          </w:tcPr>
-          <w:p>
-            <w:pPr>
-              <w:jc w:val="center"/>
-            </w:pPr>
-            <w:r/>
-            <w:r>
-              <w:rPr>
-                <w:rFonts w:ascii="Calibri" w:hAnsi="Calibri"/>
-                <w:b/>
-                <w:color w:val="FFFFFF"/>
-                <w:sz w:val="36"/>
-              </w:rPr>
-              <w:t>SUBMITTAL COVER SHEET</w:t>
-            </w:r>
-          </w:p>
-        </w:tc>
-      </w:tr>
-      <w:tr>
-        <w:tc>
-          <w:tcPr>
-            <w:tcW w:type="dxa" w:w="10224"/>
-            <w:shd w:val="clear" w:color="auto" w:fill="1F3864"/>
-          </w:tcPr>
-          <w:p>
-            <w:pPr>
-              <w:jc w:val="center"/>
-            </w:pPr>
-            <w:r/>
-            <w:r>
-              <w:rPr>
-                <w:rFonts w:ascii="Calibri" w:hAnsi="Calibri"/>
-                <w:b w:val="0"/>
-                <w:color w:val="FFFFFF"/>
-                <w:sz w:val="20"/>
-              </w:rPr>
-              <w:t>Division [## ## ##]  -  [Division Name]</w:t>
-            </w:r>
-          </w:p>
-        </w:tc>
-      </w:tr>
-    </w:tbl>
-    <w:p/>
-    <w:p>
+      </w:pPr>
       <w:r>
         <w:rPr>
           <w:rFonts w:ascii="Calibri" w:hAnsi="Calibri"/>
           <w:b/>
+          <w:i w:val="0"/>
+          <w:color w:val="000000"/>
+          <w:sz w:val="36"/>
+          <w:u w:val="none"/>
+        </w:rPr>
+        <w:t>SUBMITTAL COVER SHEET</w:t>
+      </w:r>
+    </w:p>
+    <w:p>
+      <w:pPr>
+        <w:jc w:val="center"/>
+      </w:pPr>
+      <w:r>
+        <w:rPr>
+          <w:rFonts w:ascii="Calibri" w:hAnsi="Calibri"/>
+          <w:b w:val="0"/>
+          <w:i w:val="0"/>
+          <w:color w:val="1F3864"/>
+          <w:sz w:val="22"/>
+          <w:u w:val="none"/>
+        </w:rPr>
+        <w:t>Division [## ## ##]  -  [Division Name]</w:t>
+      </w:r>
+    </w:p>
+    <w:p>
+      <w:pPr>
+        <w:pBdr>
+          <w:bottom w:val="single" w:sz="8" w:space="1" w:color="1F3864"/>
+        </w:pBdr>
+      </w:pPr>
+    </w:p>
+    <w:p/>
+    <w:p>
+      <w:pPr>
+        <w:pBdr>
+          <w:bottom w:val="single" w:sz="6" w:space="2" w:color="BFBFBF"/>
+        </w:pBdr>
+      </w:pPr>
+      <w:r>
+        <w:rPr>
+          <w:rFonts w:ascii="Calibri" w:hAnsi="Calibri"/>
+          <w:b/>
+          <w:i w:val="0"/>
           <w:color w:val="000000"/>
           <w:sz w:val="22"/>
+          <w:u w:val="none"/>
         </w:rPr>
         <w:t>PROJECT</w:t>
       </w:r>
@@ -149,8 +147,10 @@
               <w:rPr>
                 <w:rFonts w:ascii="Calibri" w:hAnsi="Calibri"/>
                 <w:b/>
+                <w:i w:val="0"/>
                 <w:color w:val="000000"/>
                 <w:sz w:val="20"/>
+                <w:u w:val="none"/>
               </w:rPr>
               <w:t>Project Name:</w:t>
             </w:r>
@@ -159,9 +159,6 @@
         <w:tc>
           <w:tcPr>
             <w:tcW w:type="dxa" w:w="7776"/>
-            <w:tcBorders>
-              <w:bottom w:val="single" w:sz="6" w:color="A6A6A6"/>
-            </w:tcBorders>
           </w:tcPr>
           <w:p>
             <w:r/>
@@ -169,8 +166,10 @@
               <w:rPr>
                 <w:rFonts w:ascii="Calibri" w:hAnsi="Calibri"/>
                 <w:b w:val="0"/>
+                <w:i w:val="0"/>
                 <w:color w:val="000000"/>
                 <w:sz w:val="20"/>
+                <w:u w:val="none"/>
               </w:rPr>
               <w:t>[Project Name]</w:t>
             </w:r>
@@ -188,8 +187,10 @@
               <w:rPr>
                 <w:rFonts w:ascii="Calibri" w:hAnsi="Calibri"/>
                 <w:b/>
+                <w:i w:val="0"/>
                 <w:color w:val="000000"/>
                 <w:sz w:val="20"/>
+                <w:u w:val="none"/>
               </w:rPr>
               <w:t>Project / CSP Number:</w:t>
             </w:r>
@@ -198,9 +199,6 @@
         <w:tc>
           <w:tcPr>
             <w:tcW w:type="dxa" w:w="7776"/>
-            <w:tcBorders>
-              <w:bottom w:val="single" w:sz="6" w:color="A6A6A6"/>
-            </w:tcBorders>
           </w:tcPr>
           <w:p>
             <w:r/>
@@ -208,8 +206,10 @@
               <w:rPr>
                 <w:rFonts w:ascii="Calibri" w:hAnsi="Calibri"/>
                 <w:b w:val="0"/>
+                <w:i w:val="0"/>
                 <w:color w:val="000000"/>
                 <w:sz w:val="20"/>
+                <w:u w:val="none"/>
               </w:rPr>
               <w:t>[Contract # / CSP #]</w:t>
             </w:r>
@@ -227,8 +227,10 @@
               <w:rPr>
                 <w:rFonts w:ascii="Calibri" w:hAnsi="Calibri"/>
                 <w:b/>
+                <w:i w:val="0"/>
                 <w:color w:val="000000"/>
                 <w:sz w:val="20"/>
+                <w:u w:val="none"/>
               </w:rPr>
               <w:t>A&amp;E Project No.:</w:t>
             </w:r>
@@ -237,9 +239,6 @@
         <w:tc>
           <w:tcPr>
             <w:tcW w:type="dxa" w:w="7776"/>
-            <w:tcBorders>
-              <w:bottom w:val="single" w:sz="6" w:color="A6A6A6"/>
-            </w:tcBorders>
           </w:tcPr>
           <w:p>
             <w:r/>
@@ -247,10 +246,12 @@
               <w:rPr>
                 <w:rFonts w:ascii="Calibri" w:hAnsi="Calibri"/>
                 <w:b w:val="0"/>
+                <w:i w:val="0"/>
                 <w:color w:val="000000"/>
                 <w:sz w:val="20"/>
+                <w:u w:val="none"/>
               </w:rPr>
-              <w:t>[Architect/Engineer Project #]</w:t>
+              <w:t>[A/E Project #]</w:t>
             </w:r>
           </w:p>
         </w:tc>
@@ -266,8 +267,10 @@
               <w:rPr>
                 <w:rFonts w:ascii="Calibri" w:hAnsi="Calibri"/>
                 <w:b/>
+                <w:i w:val="0"/>
                 <w:color w:val="000000"/>
                 <w:sz w:val="20"/>
+                <w:u w:val="none"/>
               </w:rPr>
               <w:t>Location:</w:t>
             </w:r>
@@ -276,9 +279,6 @@
         <w:tc>
           <w:tcPr>
             <w:tcW w:type="dxa" w:w="7776"/>
-            <w:tcBorders>
-              <w:bottom w:val="single" w:sz="6" w:color="A6A6A6"/>
-            </w:tcBorders>
           </w:tcPr>
           <w:p>
             <w:r/>
@@ -286,8 +286,10 @@
               <w:rPr>
                 <w:rFonts w:ascii="Calibri" w:hAnsi="Calibri"/>
                 <w:b w:val="0"/>
+                <w:i w:val="0"/>
                 <w:color w:val="000000"/>
                 <w:sz w:val="20"/>
+                <w:u w:val="none"/>
               </w:rPr>
               <w:t>[Site Address]</w:t>
             </w:r>
@@ -305,8 +307,10 @@
               <w:rPr>
                 <w:rFonts w:ascii="Calibri" w:hAnsi="Calibri"/>
                 <w:b/>
+                <w:i w:val="0"/>
                 <w:color w:val="000000"/>
                 <w:sz w:val="20"/>
+                <w:u w:val="none"/>
               </w:rPr>
               <w:t>Date:</w:t>
             </w:r>
@@ -315,9 +319,6 @@
         <w:tc>
           <w:tcPr>
             <w:tcW w:type="dxa" w:w="7776"/>
-            <w:tcBorders>
-              <w:bottom w:val="single" w:sz="6" w:color="A6A6A6"/>
-            </w:tcBorders>
           </w:tcPr>
           <w:p>
             <w:r/>
@@ -325,10 +326,12 @@
               <w:rPr>
                 <w:rFonts w:ascii="Calibri" w:hAnsi="Calibri"/>
                 <w:b w:val="0"/>
+                <w:i w:val="0"/>
                 <w:color w:val="000000"/>
                 <w:sz w:val="20"/>
+                <w:u w:val="none"/>
               </w:rPr>
-              <w:t>[YYYY-MM-DD]</w:t>
+              <w:t>[Date]</w:t>
             </w:r>
           </w:p>
         </w:tc>
@@ -344,8 +347,10 @@
               <w:rPr>
                 <w:rFonts w:ascii="Calibri" w:hAnsi="Calibri"/>
                 <w:b/>
+                <w:i w:val="0"/>
                 <w:color w:val="000000"/>
                 <w:sz w:val="20"/>
+                <w:u w:val="none"/>
               </w:rPr>
               <w:t>Submittal No.:</w:t>
             </w:r>
@@ -354,9 +359,6 @@
         <w:tc>
           <w:tcPr>
             <w:tcW w:type="dxa" w:w="7776"/>
-            <w:tcBorders>
-              <w:bottom w:val="single" w:sz="6" w:color="A6A6A6"/>
-            </w:tcBorders>
           </w:tcPr>
           <w:p>
             <w:r/>
@@ -364,8 +366,10 @@
               <w:rPr>
                 <w:rFonts w:ascii="Calibri" w:hAnsi="Calibri"/>
                 <w:b w:val="0"/>
+                <w:i w:val="0"/>
                 <w:color w:val="000000"/>
                 <w:sz w:val="20"/>
+                <w:u w:val="none"/>
               </w:rPr>
               <w:t>[Spec section - sequential, e.g. 26 00 00-01]</w:t>
             </w:r>
@@ -383,8 +387,10 @@
               <w:rPr>
                 <w:rFonts w:ascii="Calibri" w:hAnsi="Calibri"/>
                 <w:b/>
+                <w:i w:val="0"/>
                 <w:color w:val="000000"/>
                 <w:sz w:val="20"/>
+                <w:u w:val="none"/>
               </w:rPr>
               <w:t>Submittal Type:</w:t>
             </w:r>
@@ -393,9 +399,6 @@
         <w:tc>
           <w:tcPr>
             <w:tcW w:type="dxa" w:w="7776"/>
-            <w:tcBorders>
-              <w:bottom w:val="single" w:sz="6" w:color="A6A6A6"/>
-            </w:tcBorders>
           </w:tcPr>
           <w:p>
             <w:r/>
@@ -403,8 +406,10 @@
               <w:rPr>
                 <w:rFonts w:ascii="Calibri" w:hAnsi="Calibri"/>
                 <w:b w:val="0"/>
+                <w:i w:val="0"/>
                 <w:color w:val="000000"/>
                 <w:sz w:val="20"/>
+                <w:u w:val="none"/>
               </w:rPr>
               <w:t>[Product Data / Shop Drawings / Samples / Engineering / Mock-up / Other]</w:t>
             </w:r>
@@ -414,12 +419,19 @@
     </w:tbl>
     <w:p/>
     <w:p>
+      <w:pPr>
+        <w:pBdr>
+          <w:bottom w:val="single" w:sz="6" w:space="2" w:color="BFBFBF"/>
+        </w:pBdr>
+      </w:pPr>
       <w:r>
         <w:rPr>
           <w:rFonts w:ascii="Calibri" w:hAnsi="Calibri"/>
           <w:b/>
+          <w:i w:val="0"/>
           <w:color w:val="000000"/>
           <w:sz w:val="22"/>
+          <w:u w:val="none"/>
         </w:rPr>
         <w:t>ENGINEER</w:t>
       </w:r>
@@ -445,8 +457,10 @@
               <w:rPr>
                 <w:rFonts w:ascii="Calibri" w:hAnsi="Calibri"/>
                 <w:b/>
+                <w:i w:val="0"/>
                 <w:color w:val="000000"/>
                 <w:sz w:val="20"/>
+                <w:u w:val="none"/>
               </w:rPr>
               <w:t>Firm:</w:t>
             </w:r>
@@ -455,9 +469,6 @@
         <w:tc>
           <w:tcPr>
             <w:tcW w:type="dxa" w:w="7776"/>
-            <w:tcBorders>
-              <w:bottom w:val="single" w:sz="6" w:color="A6A6A6"/>
-            </w:tcBorders>
           </w:tcPr>
           <w:p>
             <w:r/>
@@ -465,8 +476,10 @@
               <w:rPr>
                 <w:rFonts w:ascii="Calibri" w:hAnsi="Calibri"/>
                 <w:b w:val="0"/>
+                <w:i w:val="0"/>
                 <w:color w:val="000000"/>
                 <w:sz w:val="20"/>
+                <w:u w:val="none"/>
               </w:rPr>
               <w:t>[A/E Firm]</w:t>
             </w:r>
@@ -484,8 +497,10 @@
               <w:rPr>
                 <w:rFonts w:ascii="Calibri" w:hAnsi="Calibri"/>
                 <w:b/>
+                <w:i w:val="0"/>
                 <w:color w:val="000000"/>
                 <w:sz w:val="20"/>
+                <w:u w:val="none"/>
               </w:rPr>
               <w:t>Attention:</w:t>
             </w:r>
@@ -494,9 +509,6 @@
         <w:tc>
           <w:tcPr>
             <w:tcW w:type="dxa" w:w="7776"/>
-            <w:tcBorders>
-              <w:bottom w:val="single" w:sz="6" w:color="A6A6A6"/>
-            </w:tcBorders>
           </w:tcPr>
           <w:p>
             <w:r/>
@@ -504,8 +516,10 @@
               <w:rPr>
                 <w:rFonts w:ascii="Calibri" w:hAnsi="Calibri"/>
                 <w:b w:val="0"/>
+                <w:i w:val="0"/>
                 <w:color w:val="000000"/>
                 <w:sz w:val="20"/>
+                <w:u w:val="none"/>
               </w:rPr>
               <w:t>[Reviewer Name]</w:t>
             </w:r>
@@ -523,8 +537,10 @@
               <w:rPr>
                 <w:rFonts w:ascii="Calibri" w:hAnsi="Calibri"/>
                 <w:b/>
+                <w:i w:val="0"/>
                 <w:color w:val="000000"/>
                 <w:sz w:val="20"/>
+                <w:u w:val="none"/>
               </w:rPr>
               <w:t>Address:</w:t>
             </w:r>
@@ -533,9 +549,6 @@
         <w:tc>
           <w:tcPr>
             <w:tcW w:type="dxa" w:w="7776"/>
-            <w:tcBorders>
-              <w:bottom w:val="single" w:sz="6" w:color="A6A6A6"/>
-            </w:tcBorders>
           </w:tcPr>
           <w:p>
             <w:r/>
@@ -543,8 +556,10 @@
               <w:rPr>
                 <w:rFonts w:ascii="Calibri" w:hAnsi="Calibri"/>
                 <w:b w:val="0"/>
+                <w:i w:val="0"/>
                 <w:color w:val="000000"/>
                 <w:sz w:val="20"/>
+                <w:u w:val="none"/>
               </w:rPr>
               <w:t>[Street, City, State ZIP]</w:t>
             </w:r>
@@ -554,14 +569,21 @@
     </w:tbl>
     <w:p/>
     <w:p>
+      <w:pPr>
+        <w:pBdr>
+          <w:bottom w:val="single" w:sz="6" w:space="2" w:color="BFBFBF"/>
+        </w:pBdr>
+      </w:pPr>
       <w:r>
         <w:rPr>
           <w:rFonts w:ascii="Calibri" w:hAnsi="Calibri"/>
           <w:b/>
+          <w:i w:val="0"/>
           <w:color w:val="000000"/>
           <w:sz w:val="22"/>
+          <w:u w:val="none"/>
         </w:rPr>
-        <w:t>PRIME CONTRACTOR / HVAC CONTRACTOR</w:t>
+        <w:t>PRIME CONTRACTOR / GENERAL CONTRACTOR</w:t>
       </w:r>
     </w:p>
     <w:tbl>
@@ -585,8 +607,10 @@
               <w:rPr>
                 <w:rFonts w:ascii="Calibri" w:hAnsi="Calibri"/>
                 <w:b/>
+                <w:i w:val="0"/>
                 <w:color w:val="000000"/>
                 <w:sz w:val="20"/>
+                <w:u w:val="none"/>
               </w:rPr>
               <w:t>Firm:</w:t>
             </w:r>
@@ -595,9 +619,6 @@
         <w:tc>
           <w:tcPr>
             <w:tcW w:type="dxa" w:w="7776"/>
-            <w:tcBorders>
-              <w:bottom w:val="single" w:sz="6" w:color="A6A6A6"/>
-            </w:tcBorders>
           </w:tcPr>
           <w:p>
             <w:r/>
@@ -605,8 +626,10 @@
               <w:rPr>
                 <w:rFonts w:ascii="Calibri" w:hAnsi="Calibri"/>
                 <w:b w:val="0"/>
+                <w:i w:val="0"/>
                 <w:color w:val="000000"/>
                 <w:sz w:val="20"/>
+                <w:u w:val="none"/>
               </w:rPr>
               <w:t>[Prime Contractor]</w:t>
             </w:r>
@@ -624,8 +647,10 @@
               <w:rPr>
                 <w:rFonts w:ascii="Calibri" w:hAnsi="Calibri"/>
                 <w:b/>
+                <w:i w:val="0"/>
                 <w:color w:val="000000"/>
                 <w:sz w:val="20"/>
+                <w:u w:val="none"/>
               </w:rPr>
               <w:t>Contact:</w:t>
             </w:r>
@@ -634,9 +659,6 @@
         <w:tc>
           <w:tcPr>
             <w:tcW w:type="dxa" w:w="7776"/>
-            <w:tcBorders>
-              <w:bottom w:val="single" w:sz="6" w:color="A6A6A6"/>
-            </w:tcBorders>
           </w:tcPr>
           <w:p>
             <w:r/>
@@ -644,8 +666,10 @@
               <w:rPr>
                 <w:rFonts w:ascii="Calibri" w:hAnsi="Calibri"/>
                 <w:b w:val="0"/>
+                <w:i w:val="0"/>
                 <w:color w:val="000000"/>
                 <w:sz w:val="20"/>
+                <w:u w:val="none"/>
               </w:rPr>
               <w:t>[Name, Title]</w:t>
             </w:r>
@@ -663,8 +687,10 @@
               <w:rPr>
                 <w:rFonts w:ascii="Calibri" w:hAnsi="Calibri"/>
                 <w:b/>
+                <w:i w:val="0"/>
                 <w:color w:val="000000"/>
                 <w:sz w:val="20"/>
+                <w:u w:val="none"/>
               </w:rPr>
               <w:t>Address:</w:t>
             </w:r>
@@ -673,9 +699,6 @@
         <w:tc>
           <w:tcPr>
             <w:tcW w:type="dxa" w:w="7776"/>
-            <w:tcBorders>
-              <w:bottom w:val="single" w:sz="6" w:color="A6A6A6"/>
-            </w:tcBorders>
           </w:tcPr>
           <w:p>
             <w:r/>
@@ -683,8 +706,10 @@
               <w:rPr>
                 <w:rFonts w:ascii="Calibri" w:hAnsi="Calibri"/>
                 <w:b w:val="0"/>
+                <w:i w:val="0"/>
                 <w:color w:val="000000"/>
                 <w:sz w:val="20"/>
+                <w:u w:val="none"/>
               </w:rPr>
               <w:t>[Street, City, State ZIP]</w:t>
             </w:r>
@@ -702,8 +727,10 @@
               <w:rPr>
                 <w:rFonts w:ascii="Calibri" w:hAnsi="Calibri"/>
                 <w:b/>
+                <w:i w:val="0"/>
                 <w:color w:val="000000"/>
                 <w:sz w:val="20"/>
+                <w:u w:val="none"/>
               </w:rPr>
               <w:t>Phone:</w:t>
             </w:r>
@@ -712,9 +739,6 @@
         <w:tc>
           <w:tcPr>
             <w:tcW w:type="dxa" w:w="7776"/>
-            <w:tcBorders>
-              <w:bottom w:val="single" w:sz="6" w:color="A6A6A6"/>
-            </w:tcBorders>
           </w:tcPr>
           <w:p>
             <w:r/>
@@ -722,8 +746,10 @@
               <w:rPr>
                 <w:rFonts w:ascii="Calibri" w:hAnsi="Calibri"/>
                 <w:b w:val="0"/>
+                <w:i w:val="0"/>
                 <w:color w:val="000000"/>
                 <w:sz w:val="20"/>
+                <w:u w:val="none"/>
               </w:rPr>
               <w:t>[Phone]</w:t>
             </w:r>
@@ -733,12 +759,19 @@
     </w:tbl>
     <w:p/>
     <w:p>
+      <w:pPr>
+        <w:pBdr>
+          <w:bottom w:val="single" w:sz="6" w:space="2" w:color="BFBFBF"/>
+        </w:pBdr>
+      </w:pPr>
       <w:r>
         <w:rPr>
           <w:rFonts w:ascii="Calibri" w:hAnsi="Calibri"/>
           <w:b/>
+          <w:i w:val="0"/>
           <w:color w:val="000000"/>
           <w:sz w:val="22"/>
+          <w:u w:val="none"/>
         </w:rPr>
         <w:t>SUBCONTRACTOR / EQUIPMENT SUPPLIER</w:t>
       </w:r>
@@ -764,8 +797,10 @@
               <w:rPr>
                 <w:rFonts w:ascii="Calibri" w:hAnsi="Calibri"/>
                 <w:b/>
+                <w:i w:val="0"/>
                 <w:color w:val="000000"/>
                 <w:sz w:val="20"/>
+                <w:u w:val="none"/>
               </w:rPr>
               <w:t>Firm:</w:t>
             </w:r>
@@ -774,9 +809,6 @@
         <w:tc>
           <w:tcPr>
             <w:tcW w:type="dxa" w:w="7776"/>
-            <w:tcBorders>
-              <w:bottom w:val="single" w:sz="6" w:color="A6A6A6"/>
-            </w:tcBorders>
           </w:tcPr>
           <w:p>
             <w:r/>
@@ -784,8 +816,10 @@
               <w:rPr>
                 <w:rFonts w:ascii="Calibri" w:hAnsi="Calibri"/>
                 <w:b w:val="0"/>
+                <w:i w:val="0"/>
                 <w:color w:val="000000"/>
                 <w:sz w:val="20"/>
+                <w:u w:val="none"/>
               </w:rPr>
               <w:t>[Sub or Supplier]</w:t>
             </w:r>
@@ -803,8 +837,10 @@
               <w:rPr>
                 <w:rFonts w:ascii="Calibri" w:hAnsi="Calibri"/>
                 <w:b/>
+                <w:i w:val="0"/>
                 <w:color w:val="000000"/>
                 <w:sz w:val="20"/>
+                <w:u w:val="none"/>
               </w:rPr>
               <w:t>Contact:</w:t>
             </w:r>
@@ -813,9 +849,6 @@
         <w:tc>
           <w:tcPr>
             <w:tcW w:type="dxa" w:w="7776"/>
-            <w:tcBorders>
-              <w:bottom w:val="single" w:sz="6" w:color="A6A6A6"/>
-            </w:tcBorders>
           </w:tcPr>
           <w:p>
             <w:r/>
@@ -823,8 +856,10 @@
               <w:rPr>
                 <w:rFonts w:ascii="Calibri" w:hAnsi="Calibri"/>
                 <w:b w:val="0"/>
+                <w:i w:val="0"/>
                 <w:color w:val="000000"/>
                 <w:sz w:val="20"/>
+                <w:u w:val="none"/>
               </w:rPr>
               <w:t>[Name]</w:t>
             </w:r>
@@ -842,8 +877,10 @@
               <w:rPr>
                 <w:rFonts w:ascii="Calibri" w:hAnsi="Calibri"/>
                 <w:b/>
+                <w:i w:val="0"/>
                 <w:color w:val="000000"/>
                 <w:sz w:val="20"/>
+                <w:u w:val="none"/>
               </w:rPr>
               <w:t>Email:</w:t>
             </w:r>
@@ -852,9 +889,6 @@
         <w:tc>
           <w:tcPr>
             <w:tcW w:type="dxa" w:w="7776"/>
-            <w:tcBorders>
-              <w:bottom w:val="single" w:sz="6" w:color="A6A6A6"/>
-            </w:tcBorders>
           </w:tcPr>
           <w:p>
             <w:r/>
@@ -862,8 +896,10 @@
               <w:rPr>
                 <w:rFonts w:ascii="Calibri" w:hAnsi="Calibri"/>
                 <w:b w:val="0"/>
+                <w:i w:val="0"/>
                 <w:color w:val="000000"/>
                 <w:sz w:val="20"/>
+                <w:u w:val="none"/>
               </w:rPr>
               <w:t>[Email]</w:t>
             </w:r>
@@ -881,8 +917,10 @@
               <w:rPr>
                 <w:rFonts w:ascii="Calibri" w:hAnsi="Calibri"/>
                 <w:b/>
+                <w:i w:val="0"/>
                 <w:color w:val="000000"/>
                 <w:sz w:val="20"/>
+                <w:u w:val="none"/>
               </w:rPr>
               <w:t>PO Number:</w:t>
             </w:r>
@@ -891,9 +929,6 @@
         <w:tc>
           <w:tcPr>
             <w:tcW w:type="dxa" w:w="7776"/>
-            <w:tcBorders>
-              <w:bottom w:val="single" w:sz="6" w:color="A6A6A6"/>
-            </w:tcBorders>
           </w:tcPr>
           <w:p>
             <w:r/>
@@ -901,8 +936,10 @@
               <w:rPr>
                 <w:rFonts w:ascii="Calibri" w:hAnsi="Calibri"/>
                 <w:b w:val="0"/>
+                <w:i w:val="0"/>
                 <w:color w:val="000000"/>
                 <w:sz w:val="20"/>
+                <w:u w:val="none"/>
               </w:rPr>
               <w:t>[PO #]</w:t>
             </w:r>
@@ -912,12 +949,19 @@
     </w:tbl>
     <w:p/>
     <w:p>
+      <w:pPr>
+        <w:pBdr>
+          <w:bottom w:val="single" w:sz="6" w:space="2" w:color="BFBFBF"/>
+        </w:pBdr>
+      </w:pPr>
       <w:r>
         <w:rPr>
           <w:rFonts w:ascii="Calibri" w:hAnsi="Calibri"/>
           <w:b/>
+          <w:i w:val="0"/>
           <w:color w:val="000000"/>
           <w:sz w:val="22"/>
+          <w:u w:val="none"/>
         </w:rPr>
         <w:t>CONTRACTOR ACTION</w:t>
       </w:r>
@@ -927,8 +971,10 @@
         <w:rPr>
           <w:rFonts w:ascii="Calibri" w:hAnsi="Calibri"/>
           <w:b/>
+          <w:i w:val="0"/>
           <w:color w:val="000000"/>
           <w:sz w:val="22"/>
+          <w:u w:val="none"/>
         </w:rPr>
         <w:t>APPROVED          APPROVED AS NOTED          REJECTED</w:t>
       </w:r>
@@ -939,10 +985,12 @@
         <w:rPr>
           <w:rFonts w:ascii="Calibri" w:hAnsi="Calibri"/>
           <w:b w:val="0"/>
+          <w:i w:val="0"/>
           <w:color w:val="000000"/>
           <w:sz w:val="20"/>
+          <w:u w:val="none"/>
         </w:rPr>
-        <w:t>Contractor has reviewed submittal data against specifications. Forwarded to Engineer for review and comment.</w:t>
+        <w:t>Contractor has reviewed submitted product data against specifications. Product data forwarded to Engineer for review and comment.</w:t>
       </w:r>
     </w:p>
     <w:p/>
@@ -953,13 +1001,14 @@
         <w:tblLook w:firstColumn="1" w:firstRow="1" w:lastColumn="0" w:lastRow="0" w:noHBand="0" w:noVBand="1" w:val="04A0"/>
       </w:tblPr>
       <w:tblGrid>
-        <w:gridCol w:w="5112"/>
-        <w:gridCol w:w="5112"/>
+        <w:gridCol w:w="3408"/>
+        <w:gridCol w:w="3408"/>
+        <w:gridCol w:w="3408"/>
       </w:tblGrid>
       <w:tr>
         <w:tc>
           <w:tcPr>
-            <w:tcW w:type="dxa" w:w="2304"/>
+            <w:tcW w:type="dxa" w:w="2736"/>
           </w:tcPr>
           <w:p>
             <w:r/>
@@ -967,8 +1016,10 @@
               <w:rPr>
                 <w:rFonts w:ascii="Calibri" w:hAnsi="Calibri"/>
                 <w:b/>
+                <w:i w:val="0"/>
                 <w:color w:val="000000"/>
                 <w:sz w:val="20"/>
+                <w:u w:val="none"/>
               </w:rPr>
               <w:t>Contractor Signature:</w:t>
             </w:r>
@@ -976,10 +1027,7 @@
         </w:tc>
         <w:tc>
           <w:tcPr>
-            <w:tcW w:type="dxa" w:w="7776"/>
-            <w:tcBorders>
-              <w:bottom w:val="single" w:sz="6" w:color="A6A6A6"/>
-            </w:tcBorders>
+            <w:tcW w:type="dxa" w:w="3744"/>
           </w:tcPr>
           <w:p>
             <w:r/>
@@ -987,18 +1035,18 @@
               <w:rPr>
                 <w:rFonts w:ascii="Calibri" w:hAnsi="Calibri"/>
                 <w:b w:val="0"/>
+                <w:i/>
                 <w:color w:val="000000"/>
                 <w:sz w:val="20"/>
+                <w:u w:val="single"/>
               </w:rPr>
               <w:t>[Name, Title]</w:t>
             </w:r>
           </w:p>
         </w:tc>
-      </w:tr>
-      <w:tr>
         <w:tc>
           <w:tcPr>
-            <w:tcW w:type="dxa" w:w="2304"/>
+            <w:tcW w:type="dxa" w:w="3744"/>
           </w:tcPr>
           <w:p>
             <w:r/>
@@ -1006,30 +1054,12 @@
               <w:rPr>
                 <w:rFonts w:ascii="Calibri" w:hAnsi="Calibri"/>
                 <w:b/>
+                <w:i w:val="0"/>
                 <w:color w:val="000000"/>
                 <w:sz w:val="20"/>
+                <w:u w:val="none"/>
               </w:rPr>
-              <w:t>Date:</w:t>
-            </w:r>
-          </w:p>
-        </w:tc>
-        <w:tc>
-          <w:tcPr>
-            <w:tcW w:type="dxa" w:w="7776"/>
-            <w:tcBorders>
-              <w:bottom w:val="single" w:sz="6" w:color="A6A6A6"/>
-            </w:tcBorders>
-          </w:tcPr>
-          <w:p>
-            <w:r/>
-            <w:r>
-              <w:rPr>
-                <w:rFonts w:ascii="Calibri" w:hAnsi="Calibri"/>
-                <w:b w:val="0"/>
-                <w:color w:val="000000"/>
-                <w:sz w:val="20"/>
-              </w:rPr>
-              <w:t>[YYYY-MM-DD]</w:t>
+              <w:t>Date:  [Date]</w:t>
             </w:r>
           </w:p>
         </w:tc>
